--- a/courseware/LP-GenAI for Engineers.docx
+++ b/courseware/LP-GenAI for Engineers.docx
@@ -5,8 +5,8 @@
     <w:p/>
     <w:p>
       <w:pPr>
+        <w:spacing w:before="600" w:after="600"/>
         <w:jc w:val="center"/>
-        <w:spacing w:before="700" w:after="700"/>
       </w:pPr>
       <w:r>
         <w:rPr>
@@ -29,20 +29,6 @@
           <w:sz w:val="26"/>
         </w:rPr>
         <w:t>IES Academy</w:t>
-      </w:r>
-    </w:p>
-    <w:p>
-      <w:pPr>
-        <w:spacing w:before="0" w:after="200"/>
-        <w:jc w:val="center"/>
-      </w:pPr>
-      <w:r>
-        <w:rPr>
-          <w:b w:val="0"/>
-          <w:color w:val="555B66"/>
-          <w:sz w:val="20"/>
-        </w:rPr>
-        <w:t/>
       </w:r>
     </w:p>
     <w:p>
@@ -89,20 +75,6 @@
     </w:p>
     <w:p>
       <w:pPr>
-        <w:spacing w:before="80" w:after="280"/>
-        <w:jc w:val="center"/>
-      </w:pPr>
-      <w:r>
-        <w:rPr>
-          <w:b w:val="0"/>
-          <w:color w:val="111827"/>
-          <w:sz w:val="24"/>
-        </w:rPr>
-        <w:t/>
-      </w:r>
-    </w:p>
-    <w:p>
-      <w:pPr>
         <w:spacing w:before="0" w:after="40"/>
         <w:jc w:val="center"/>
       </w:pPr>
@@ -131,20 +103,6 @@
     </w:p>
     <w:p>
       <w:pPr>
-        <w:spacing w:before="0" w:after="240"/>
-        <w:jc w:val="center"/>
-      </w:pPr>
-      <w:r>
-        <w:rPr>
-          <w:b w:val="0"/>
-          <w:color w:val="555B66"/>
-          <w:sz w:val="22"/>
-        </w:rPr>
-        <w:t/>
-      </w:r>
-    </w:p>
-    <w:p>
-      <w:pPr>
         <w:spacing w:before="0" w:after="80"/>
         <w:jc w:val="center"/>
       </w:pPr>
@@ -154,7 +112,7 @@
           <w:color w:val="1F6FEB"/>
           <w:sz w:val="24"/>
         </w:rPr>
-        <w:t>Version 2.2</w:t>
+        <w:t>Version 2.3</w:t>
       </w:r>
     </w:p>
     <w:p>
@@ -255,6 +213,64 @@
                 <w:sz w:val="19"/>
               </w:rPr>
               <w:t>Author</w:t>
+            </w:r>
+          </w:p>
+        </w:tc>
+      </w:tr>
+      <w:tr>
+        <w:tc>
+          <w:tcPr>
+            <w:tcW w:type="dxa" w:w="1152"/>
+          </w:tcPr>
+          <w:p>
+            <w:r/>
+            <w:r>
+              <w:rPr>
+                <w:sz w:val="19"/>
+              </w:rPr>
+              <w:t>2.3</w:t>
+            </w:r>
+          </w:p>
+        </w:tc>
+        <w:tc>
+          <w:tcPr>
+            <w:tcW w:type="dxa" w:w="1656"/>
+          </w:tcPr>
+          <w:p>
+            <w:r/>
+            <w:r>
+              <w:rPr>
+                <w:sz w:val="19"/>
+              </w:rPr>
+              <w:t>18 October 2026</w:t>
+            </w:r>
+          </w:p>
+        </w:tc>
+        <w:tc>
+          <w:tcPr>
+            <w:tcW w:type="dxa" w:w="4896"/>
+          </w:tcPr>
+          <w:p>
+            <w:r/>
+            <w:r>
+              <w:rPr>
+                <w:sz w:val="19"/>
+              </w:rPr>
+              <w:t>Lab 11 Agent Builder work-order agent; Lab 12 group mini capstone; Copilot interface, AI security and Agent Builder pages; corrected key concepts; built-in @chart-design demo; dashboard with KPI tiles and slicers; lean lab folders; step-by-step prompts page.</w:t>
+            </w:r>
+          </w:p>
+        </w:tc>
+        <w:tc>
+          <w:tcPr>
+            <w:tcW w:type="dxa" w:w="1656"/>
+          </w:tcPr>
+          <w:p>
+            <w:r/>
+            <w:r>
+              <w:rPr>
+                <w:sz w:val="19"/>
+              </w:rPr>
+              <w:t>IES Academy</w:t>
             </w:r>
           </w:p>
         </w:tc>
@@ -414,7 +430,7 @@
               <w:rPr>
                 <w:sz w:val="19"/>
               </w:rPr>
-              <w:t>Previous Asteron cross-app scenario; retained in archive.</w:t>
+              <w:t>Previous cross-app scenario; retained in archive.</w:t>
             </w:r>
           </w:p>
         </w:tc>
@@ -472,7 +488,7 @@
               <w:rPr>
                 <w:sz w:val="19"/>
               </w:rPr>
-              <w:t>Four maintenance topics; eight connected labs, custom Excel/PowerPoint skills, interactive dashboard and management presentation; C34 design.</w:t>
+              <w:t>Four maintenance topics; eight connected labs, custom Excel/PowerPoint skills, interactive dashboard and management presentation.</w:t>
             </w:r>
           </w:p>
         </w:tc>
@@ -601,7 +617,7 @@
           <w:color w:val="333333"/>
           <w:sz w:val="21"/>
         </w:rPr>
-        <w:t>Day 1 — Maintenance workflow, custom skills, interactive dashboard and professional management presentation</w:t>
+        <w:t>Day 1 — Maintenance workflow, custom skills, interactive dashboard, management presentation, Copilot agent and group capstone</w:t>
         <w:tab/>
         <w:t>4</w:t>
       </w:r>
@@ -681,41 +697,6 @@
                 <w:sz w:val="20"/>
               </w:rPr>
               <w:t>GenAI for Engineers</w:t>
-            </w:r>
-          </w:p>
-        </w:tc>
-      </w:tr>
-      <w:tr>
-        <w:trPr>
-          <w:cantSplit/>
-        </w:trPr>
-        <w:tc>
-          <w:tcPr>
-            <w:tcW w:type="dxa" w:w="2448"/>
-            <w:shd w:val="clear" w:color="auto" w:fill="E8F0FE"/>
-          </w:tcPr>
-          <w:p>
-            <w:r/>
-            <w:r>
-              <w:rPr>
-                <w:b/>
-                <w:sz w:val="20"/>
-              </w:rPr>
-              <w:t>Course Reference</w:t>
-            </w:r>
-          </w:p>
-        </w:tc>
-        <w:tc>
-          <w:tcPr>
-            <w:tcW w:type="dxa" w:w="6912"/>
-          </w:tcPr>
-          <w:p>
-            <w:r/>
-            <w:r>
-              <w:rPr>
-                <w:sz w:val="20"/>
-              </w:rPr>
-              <w:t>Client course</w:t>
             </w:r>
           </w:p>
         </w:tc>
@@ -890,7 +871,7 @@
               <w:rPr>
                 <w:sz w:val="20"/>
               </w:rPr>
-              <w:t>Assigned IES Academy Trainer</w:t>
+              <w:t>IES Academy Trainer</w:t>
             </w:r>
           </w:p>
         </w:tc>
@@ -952,6 +933,17 @@
           <w:sz w:val="21"/>
         </w:rPr>
         <w:t>LO4: Continue from the dashboard to a professional management presentation, with evidence-based headlines, source notes, rehearsal and a reviewed handoff draft.</w:t>
+      </w:r>
+    </w:p>
+    <w:p>
+      <w:pPr>
+        <w:pStyle w:val="ListBullet"/>
+      </w:pPr>
+      <w:r>
+        <w:rPr>
+          <w:sz w:val="21"/>
+        </w:rPr>
+        <w:t>LO5: Build and test a grounded work-order agent with Agent Builder, then apply the full data-to-decision workflow to your own mock or sanitised data in a group capstone.</w:t>
       </w:r>
     </w:p>
     <w:p>
@@ -1022,7 +1014,7 @@
         <w:keepNext/>
       </w:pPr>
       <w:r>
-        <w:t>Day 1 — Maintenance workflow, custom skills, interactive dashboard and professional management presentation</w:t>
+        <w:t>Day 1 — Maintenance workflow, custom skills, interactive dashboard, management presentation, Copilot agent and group capstone</w:t>
       </w:r>
     </w:p>
     <w:tbl>
@@ -1226,7 +1218,7 @@
                 <w:b w:val="0"/>
                 <w:sz w:val="19"/>
               </w:rPr>
-              <w:t>09:50–10:25</w:t>
+              <w:t>09:50–10:20</w:t>
             </w:r>
           </w:p>
         </w:tc>
@@ -1242,7 +1234,7 @@
                 <w:b w:val="0"/>
                 <w:sz w:val="19"/>
               </w:rPr>
-              <w:t>35 min</w:t>
+              <w:t>30 min</w:t>
             </w:r>
           </w:p>
         </w:tc>
@@ -1279,7 +1271,7 @@
                 <w:b w:val="0"/>
                 <w:sz w:val="19"/>
               </w:rPr>
-              <w:t>10:25–11:00</w:t>
+              <w:t>10:20–10:50</w:t>
             </w:r>
           </w:p>
         </w:tc>
@@ -1295,7 +1287,7 @@
                 <w:b w:val="0"/>
                 <w:sz w:val="19"/>
               </w:rPr>
-              <w:t>35 min</w:t>
+              <w:t>30 min</w:t>
             </w:r>
           </w:p>
         </w:tc>
@@ -1333,7 +1325,7 @@
                 <w:b w:val="0"/>
                 <w:sz w:val="19"/>
               </w:rPr>
-              <w:t>11:00–11:15</w:t>
+              <w:t>10:50–11:05</w:t>
             </w:r>
           </w:p>
         </w:tc>
@@ -1389,7 +1381,7 @@
                 <w:b/>
                 <w:sz w:val="19"/>
               </w:rPr>
-              <w:t>11:15–11:40</w:t>
+              <w:t>11:05–11:30</w:t>
             </w:r>
           </w:p>
         </w:tc>
@@ -1444,7 +1436,7 @@
                 <w:b w:val="0"/>
                 <w:sz w:val="19"/>
               </w:rPr>
-              <w:t>11:40–12:05</w:t>
+              <w:t>11:30–11:50</w:t>
             </w:r>
           </w:p>
         </w:tc>
@@ -1460,7 +1452,7 @@
                 <w:b w:val="0"/>
                 <w:sz w:val="19"/>
               </w:rPr>
-              <w:t>25 min</w:t>
+              <w:t>20 min</w:t>
             </w:r>
           </w:p>
         </w:tc>
@@ -1497,7 +1489,7 @@
                 <w:b w:val="0"/>
                 <w:sz w:val="19"/>
               </w:rPr>
-              <w:t>12:05–12:40</w:t>
+              <w:t>11:50–12:20</w:t>
             </w:r>
           </w:p>
         </w:tc>
@@ -1513,7 +1505,7 @@
                 <w:b w:val="0"/>
                 <w:sz w:val="19"/>
               </w:rPr>
-              <w:t>35 min</w:t>
+              <w:t>30 min</w:t>
             </w:r>
           </w:p>
         </w:tc>
@@ -1550,7 +1542,7 @@
                 <w:b w:val="0"/>
                 <w:sz w:val="19"/>
               </w:rPr>
-              <w:t>12:40–13:20</w:t>
+              <w:t>12:20–12:50</w:t>
             </w:r>
           </w:p>
         </w:tc>
@@ -1566,7 +1558,7 @@
                 <w:b w:val="0"/>
                 <w:sz w:val="19"/>
               </w:rPr>
-              <w:t>40 min</w:t>
+              <w:t>30 min</w:t>
             </w:r>
           </w:p>
         </w:tc>
@@ -1582,7 +1574,7 @@
                 <w:b w:val="0"/>
                 <w:sz w:val="19"/>
               </w:rPr>
-              <w:t>Lab 5 (Custom Pareto Chart Skill): Create a Custom Pareto Chart Skill and Apply It</w:t>
+              <w:t>Lab 5 (Custom Pareto Chart Skill): Use the Built-in Chart Skill, then Create a Custom Pareto Skill</w:t>
             </w:r>
           </w:p>
         </w:tc>
@@ -1604,7 +1596,7 @@
                 <w:b w:val="0"/>
                 <w:sz w:val="19"/>
               </w:rPr>
-              <w:t>13:20–14:20</w:t>
+              <w:t>12:50–13:50</w:t>
             </w:r>
           </w:p>
         </w:tc>
@@ -1659,7 +1651,7 @@
                 <w:b w:val="0"/>
                 <w:sz w:val="19"/>
               </w:rPr>
-              <w:t>14:20–15:00</w:t>
+              <w:t>13:50–14:20</w:t>
             </w:r>
           </w:p>
         </w:tc>
@@ -1675,7 +1667,7 @@
                 <w:b w:val="0"/>
                 <w:sz w:val="19"/>
               </w:rPr>
-              <w:t>40 min</w:t>
+              <w:t>30 min</w:t>
             </w:r>
           </w:p>
         </w:tc>
@@ -1713,7 +1705,7 @@
                 <w:b/>
                 <w:sz w:val="19"/>
               </w:rPr>
-              <w:t>15:00–15:10</w:t>
+              <w:t>14:20–14:30</w:t>
             </w:r>
           </w:p>
         </w:tc>
@@ -1768,7 +1760,7 @@
                 <w:b w:val="0"/>
                 <w:sz w:val="19"/>
               </w:rPr>
-              <w:t>15:10–15:55</w:t>
+              <w:t>14:30–15:05</w:t>
             </w:r>
           </w:p>
         </w:tc>
@@ -1784,7 +1776,7 @@
                 <w:b w:val="0"/>
                 <w:sz w:val="19"/>
               </w:rPr>
-              <w:t>45 min</w:t>
+              <w:t>35 min</w:t>
             </w:r>
           </w:p>
         </w:tc>
@@ -1822,7 +1814,7 @@
                 <w:b w:val="0"/>
                 <w:sz w:val="19"/>
               </w:rPr>
-              <w:t>15:55–16:10</w:t>
+              <w:t>15:05–15:20</w:t>
             </w:r>
           </w:p>
         </w:tc>
@@ -1877,7 +1869,7 @@
                 <w:b w:val="0"/>
                 <w:sz w:val="19"/>
               </w:rPr>
-              <w:t>16:10–16:55</w:t>
+              <w:t>15:20–15:55</w:t>
             </w:r>
           </w:p>
         </w:tc>
@@ -1893,7 +1885,7 @@
                 <w:b w:val="0"/>
                 <w:sz w:val="19"/>
               </w:rPr>
-              <w:t>45 min</w:t>
+              <w:t>35 min</w:t>
             </w:r>
           </w:p>
         </w:tc>
@@ -1931,7 +1923,7 @@
                 <w:b/>
                 <w:sz w:val="19"/>
               </w:rPr>
-              <w:t>16:55–17:00</w:t>
+              <w:t>15:55–16:00</w:t>
             </w:r>
           </w:p>
         </w:tc>
@@ -1986,7 +1978,7 @@
                 <w:b w:val="0"/>
                 <w:sz w:val="19"/>
               </w:rPr>
-              <w:t>17:00–17:40</w:t>
+              <w:t>16:00–16:30</w:t>
             </w:r>
           </w:p>
         </w:tc>
@@ -2002,7 +1994,7 @@
                 <w:b w:val="0"/>
                 <w:sz w:val="19"/>
               </w:rPr>
-              <w:t>40 min</w:t>
+              <w:t>30 min</w:t>
             </w:r>
           </w:p>
         </w:tc>
@@ -2039,7 +2031,7 @@
                 <w:b w:val="0"/>
                 <w:sz w:val="19"/>
               </w:rPr>
-              <w:t>17:40–18:20</w:t>
+              <w:t>16:30–17:00</w:t>
             </w:r>
           </w:p>
         </w:tc>
@@ -2055,7 +2047,7 @@
                 <w:b w:val="0"/>
                 <w:sz w:val="19"/>
               </w:rPr>
-              <w:t>40 min</w:t>
+              <w:t>30 min</w:t>
             </w:r>
           </w:p>
         </w:tc>
@@ -2072,6 +2064,168 @@
                 <w:sz w:val="19"/>
               </w:rPr>
               <w:t>Lab 10 (Professional handoff): Refine and Present the Maintenance Decision Deck</w:t>
+            </w:r>
+          </w:p>
+        </w:tc>
+      </w:tr>
+      <w:tr>
+        <w:trPr>
+          <w:cantSplit/>
+        </w:trPr>
+        <w:tc>
+          <w:tcPr>
+            <w:tcW w:type="dxa" w:w="1584"/>
+            <w:shd w:val="clear" w:color="auto" w:fill="E8F0FE"/>
+          </w:tcPr>
+          <w:p>
+            <w:r/>
+            <w:r>
+              <w:rPr>
+                <w:rFonts w:ascii="Arial" w:hAnsi="Arial"/>
+                <w:b/>
+                <w:sz w:val="19"/>
+              </w:rPr>
+              <w:t>17:00–17:05</w:t>
+            </w:r>
+          </w:p>
+        </w:tc>
+        <w:tc>
+          <w:tcPr>
+            <w:tcW w:type="dxa" w:w="1224"/>
+            <w:shd w:val="clear" w:color="auto" w:fill="E8F0FE"/>
+          </w:tcPr>
+          <w:p>
+            <w:r/>
+            <w:r>
+              <w:rPr>
+                <w:rFonts w:ascii="Arial" w:hAnsi="Arial"/>
+                <w:b w:val="0"/>
+                <w:sz w:val="19"/>
+              </w:rPr>
+              <w:t>5 min</w:t>
+            </w:r>
+          </w:p>
+        </w:tc>
+        <w:tc>
+          <w:tcPr>
+            <w:tcW w:type="dxa" w:w="6552"/>
+            <w:shd w:val="clear" w:color="auto" w:fill="E8F0FE"/>
+          </w:tcPr>
+          <w:p>
+            <w:r/>
+            <w:r>
+              <w:rPr>
+                <w:rFonts w:ascii="Arial" w:hAnsi="Arial"/>
+                <w:b/>
+                <w:sz w:val="19"/>
+              </w:rPr>
+              <w:t>Topic 5: concepts and demonstration</w:t>
+            </w:r>
+          </w:p>
+        </w:tc>
+      </w:tr>
+      <w:tr>
+        <w:trPr>
+          <w:cantSplit/>
+        </w:trPr>
+        <w:tc>
+          <w:tcPr>
+            <w:tcW w:type="dxa" w:w="1584"/>
+          </w:tcPr>
+          <w:p>
+            <w:r/>
+            <w:r>
+              <w:rPr>
+                <w:rFonts w:ascii="Arial" w:hAnsi="Arial"/>
+                <w:b w:val="0"/>
+                <w:sz w:val="19"/>
+              </w:rPr>
+              <w:t>17:05–17:35</w:t>
+            </w:r>
+          </w:p>
+        </w:tc>
+        <w:tc>
+          <w:tcPr>
+            <w:tcW w:type="dxa" w:w="1224"/>
+          </w:tcPr>
+          <w:p>
+            <w:r/>
+            <w:r>
+              <w:rPr>
+                <w:rFonts w:ascii="Arial" w:hAnsi="Arial"/>
+                <w:b w:val="0"/>
+                <w:sz w:val="19"/>
+              </w:rPr>
+              <w:t>30 min</w:t>
+            </w:r>
+          </w:p>
+        </w:tc>
+        <w:tc>
+          <w:tcPr>
+            <w:tcW w:type="dxa" w:w="6552"/>
+          </w:tcPr>
+          <w:p>
+            <w:r/>
+            <w:r>
+              <w:rPr>
+                <w:rFonts w:ascii="Arial" w:hAnsi="Arial"/>
+                <w:b w:val="0"/>
+                <w:sz w:val="19"/>
+              </w:rPr>
+              <w:t>Lab 11 (Copilot Agent Builder): Build a Work-Order Agent with Agent Builder</w:t>
+            </w:r>
+          </w:p>
+        </w:tc>
+      </w:tr>
+      <w:tr>
+        <w:trPr>
+          <w:cantSplit/>
+        </w:trPr>
+        <w:tc>
+          <w:tcPr>
+            <w:tcW w:type="dxa" w:w="1584"/>
+          </w:tcPr>
+          <w:p>
+            <w:r/>
+            <w:r>
+              <w:rPr>
+                <w:rFonts w:ascii="Arial" w:hAnsi="Arial"/>
+                <w:b w:val="0"/>
+                <w:sz w:val="19"/>
+              </w:rPr>
+              <w:t>17:35–18:20</w:t>
+            </w:r>
+          </w:p>
+        </w:tc>
+        <w:tc>
+          <w:tcPr>
+            <w:tcW w:type="dxa" w:w="1224"/>
+          </w:tcPr>
+          <w:p>
+            <w:r/>
+            <w:r>
+              <w:rPr>
+                <w:rFonts w:ascii="Arial" w:hAnsi="Arial"/>
+                <w:b w:val="0"/>
+                <w:sz w:val="19"/>
+              </w:rPr>
+              <w:t>45 min</w:t>
+            </w:r>
+          </w:p>
+        </w:tc>
+        <w:tc>
+          <w:tcPr>
+            <w:tcW w:type="dxa" w:w="6552"/>
+          </w:tcPr>
+          <w:p>
+            <w:r/>
+            <w:r>
+              <w:rPr>
+                <w:rFonts w:ascii="Arial" w:hAnsi="Arial"/>
+                <w:b w:val="0"/>
+                <w:sz w:val="19"/>
+              </w:rPr>
+              <w:t>Lab 12 (Mini Capstone): Mini Capstone: Group Dashboard and Decision Deck</w:t>
             </w:r>
           </w:p>
         </w:tc>
@@ -2127,7 +2281,7 @@
                 <w:b w:val="0"/>
                 <w:sz w:val="19"/>
               </w:rPr>
-              <w:t>LO1-LO4 recap, evidence handoff and questions</w:t>
+              <w:t>LO1-LO5 recap, capstone reflections and questions</w:t>
             </w:r>
           </w:p>
         </w:tc>
@@ -2258,7 +2412,7 @@
                 <w:b w:val="0"/>
                 <w:sz w:val="19"/>
               </w:rPr>
-              <w:t>2 of 10 labs (20%)</w:t>
+              <w:t>2 of 12 labs (17%)</w:t>
             </w:r>
           </w:p>
         </w:tc>
@@ -2313,7 +2467,7 @@
                 <w:b w:val="0"/>
                 <w:sz w:val="19"/>
               </w:rPr>
-              <w:t>4 of 10 labs (40%)</w:t>
+              <w:t>4 of 12 labs (33%)</w:t>
             </w:r>
           </w:p>
         </w:tc>
@@ -2368,7 +2522,7 @@
                 <w:b w:val="0"/>
                 <w:sz w:val="19"/>
               </w:rPr>
-              <w:t>2 of 10 labs (20%)</w:t>
+              <w:t>2 of 12 labs (17%)</w:t>
             </w:r>
           </w:p>
         </w:tc>
@@ -2423,7 +2577,7 @@
                 <w:b w:val="0"/>
                 <w:sz w:val="19"/>
               </w:rPr>
-              <w:t>2 of 10 labs (20%)</w:t>
+              <w:t>2 of 12 labs (17%)</w:t>
             </w:r>
           </w:p>
         </w:tc>
@@ -2444,9 +2598,64 @@
           </w:p>
         </w:tc>
       </w:tr>
+      <w:tr>
+        <w:trPr>
+          <w:cantSplit/>
+        </w:trPr>
+        <w:tc>
+          <w:tcPr>
+            <w:tcW w:type="dxa" w:w="4896"/>
+            <w:shd w:val="clear" w:color="auto" w:fill="E8F0FE"/>
+          </w:tcPr>
+          <w:p>
+            <w:r/>
+            <w:r>
+              <w:rPr>
+                <w:rFonts w:ascii="Arial" w:hAnsi="Arial"/>
+                <w:b/>
+                <w:sz w:val="19"/>
+              </w:rPr>
+              <w:t>Topic 5: Copilot Agents and Mini Capstone</w:t>
+            </w:r>
+          </w:p>
+        </w:tc>
+        <w:tc>
+          <w:tcPr>
+            <w:tcW w:type="dxa" w:w="1872"/>
+            <w:shd w:val="clear" w:color="auto" w:fill="E8F0FE"/>
+          </w:tcPr>
+          <w:p>
+            <w:r/>
+            <w:r>
+              <w:rPr>
+                <w:rFonts w:ascii="Arial" w:hAnsi="Arial"/>
+                <w:b w:val="0"/>
+                <w:sz w:val="19"/>
+              </w:rPr>
+              <w:t>2 of 12 labs (17%)</w:t>
+            </w:r>
+          </w:p>
+        </w:tc>
+        <w:tc>
+          <w:tcPr>
+            <w:tcW w:type="dxa" w:w="2592"/>
+          </w:tcPr>
+          <w:p>
+            <w:r/>
+            <w:r>
+              <w:rPr>
+                <w:rFonts w:ascii="Arial" w:hAnsi="Arial"/>
+                <w:b w:val="0"/>
+                <w:sz w:val="19"/>
+              </w:rPr>
+              <w:t>Lab 11, Lab 12</w:t>
+            </w:r>
+          </w:p>
+        </w:tc>
+      </w:tr>
     </w:tbl>
     <w:sectPr>
-      <w:footerReference w:type="default" r:id="rId10"/>
+      <w:footerReference w:type="default" r:id="rId9"/>
       <w:pgSz w:w="12240" w:h="15840"/>
       <w:pgMar w:top="1440" w:right="1800" w:bottom="1440" w:left="1800" w:header="720" w:footer="720" w:gutter="0"/>
       <w:cols w:space="720"/>

--- a/courseware/LP-GenAI for Engineers.docx
+++ b/courseware/LP-GenAI for Engineers.docx
@@ -112,7 +112,7 @@
           <w:color w:val="1F6FEB"/>
           <w:sz w:val="24"/>
         </w:rPr>
-        <w:t>Version 2.3</w:t>
+        <w:t>Version 2.4</w:t>
       </w:r>
     </w:p>
     <w:p>
@@ -213,6 +213,64 @@
                 <w:sz w:val="19"/>
               </w:rPr>
               <w:t>Author</w:t>
+            </w:r>
+          </w:p>
+        </w:tc>
+      </w:tr>
+      <w:tr>
+        <w:tc>
+          <w:tcPr>
+            <w:tcW w:type="dxa" w:w="1152"/>
+          </w:tcPr>
+          <w:p>
+            <w:r/>
+            <w:r>
+              <w:rPr>
+                <w:sz w:val="19"/>
+              </w:rPr>
+              <w:t>2.4</w:t>
+            </w:r>
+          </w:p>
+        </w:tc>
+        <w:tc>
+          <w:tcPr>
+            <w:tcW w:type="dxa" w:w="1656"/>
+          </w:tcPr>
+          <w:p>
+            <w:r/>
+            <w:r>
+              <w:rPr>
+                <w:sz w:val="19"/>
+              </w:rPr>
+              <w:t>19 October 2026</w:t>
+            </w:r>
+          </w:p>
+        </w:tc>
+        <w:tc>
+          <w:tcPr>
+            <w:tcW w:type="dxa" w:w="4896"/>
+          </w:tcPr>
+          <w:p>
+            <w:r/>
+            <w:r>
+              <w:rPr>
+                <w:sz w:val="19"/>
+              </w:rPr>
+              <w:t>Simple, self-contained labs: short steps with one prompt each, and every lab works directly on the files in its own lab folder (no extra folder, no copying, no dependence on earlier labs); files stay local with no OneDrive upload; Word, PowerPoint and Outlook steps upload the local file with + &gt; Upload images and files (paste as fallback); new slide compares local upload with OneDrive / reference. OneDrive remains only for the Excel Skills folder and Agent Builder knowledge.</w:t>
+            </w:r>
+          </w:p>
+        </w:tc>
+        <w:tc>
+          <w:tcPr>
+            <w:tcW w:type="dxa" w:w="1656"/>
+          </w:tcPr>
+          <w:p>
+            <w:r/>
+            <w:r>
+              <w:rPr>
+                <w:sz w:val="19"/>
+              </w:rPr>
+              <w:t>IES Academy</w:t>
             </w:r>
           </w:p>
         </w:tc>
@@ -1901,7 +1959,7 @@
                 <w:b w:val="0"/>
                 <w:sz w:val="19"/>
               </w:rPr>
-              <w:t>Lab 8 (Interactive Filters and Refresh): Use the Dashboard Skill for Filters, Refresh and Safe Reruns</w:t>
+              <w:t>Lab 8 (Interactive Filters and Refresh): Test Dashboard Filters and a Data Refresh</w:t>
             </w:r>
           </w:p>
         </w:tc>

--- a/courseware/LP-GenAI for Engineers.docx
+++ b/courseware/LP-GenAI for Engineers.docx
@@ -256,7 +256,7 @@
               <w:rPr>
                 <w:sz w:val="19"/>
               </w:rPr>
-              <w:t>Simple, self-contained labs: short steps with one prompt each, and every lab works directly on the files in its own lab folder (no extra folder, no copying, no dependence on earlier labs); files stay local with no OneDrive upload; Word, PowerPoint and Outlook steps upload the local file with + &gt; Upload images and files (paste as fallback); new slide compares local upload with OneDrive / reference. OneDrive remains only for the Excel Skills folder and Agent Builder knowledge.</w:t>
+              <w:t>Simple, self-contained labs: short steps with one prompt each, and every lab works directly on the files in its own lab folder (no extra folder, no copying, no dependence on earlier labs); files stay local with no OneDrive upload; new Lab 7 PowerPoint design skill (plain to professional deck); Failure_Mode column and failure-mode Pareto in Labs 5-6; slides on Copilot as the agentic AI interface and on SKILL.md anatomy; Word, PowerPoint and Outlook steps upload the local file with + &gt; Upload images and files (paste as fallback); new slide compares local upload with OneDrive / reference. OneDrive remains only for the Excel Skills folder and Agent Builder knowledge.</w:t>
             </w:r>
           </w:p>
         </w:tc>
@@ -1547,7 +1547,7 @@
                 <w:b w:val="0"/>
                 <w:sz w:val="19"/>
               </w:rPr>
-              <w:t>11:50–12:20</w:t>
+              <w:t>11:50–12:10</w:t>
             </w:r>
           </w:p>
         </w:tc>
@@ -1563,7 +1563,7 @@
                 <w:b w:val="0"/>
                 <w:sz w:val="19"/>
               </w:rPr>
-              <w:t>30 min</w:t>
+              <w:t>20 min</w:t>
             </w:r>
           </w:p>
         </w:tc>
@@ -1600,7 +1600,7 @@
                 <w:b w:val="0"/>
                 <w:sz w:val="19"/>
               </w:rPr>
-              <w:t>12:20–12:50</w:t>
+              <w:t>12:10–12:40</w:t>
             </w:r>
           </w:p>
         </w:tc>
@@ -1632,7 +1632,7 @@
                 <w:b w:val="0"/>
                 <w:sz w:val="19"/>
               </w:rPr>
-              <w:t>Lab 5 (Custom Pareto Chart Skill): Use the Built-in Chart Skill, then Create a Custom Pareto Skill</w:t>
+              <w:t>Lab 5 (Custom Pareto Chart Skill): Find the Vital Few Failure Modes with a Pareto Skill</w:t>
             </w:r>
           </w:p>
         </w:tc>
@@ -1654,7 +1654,7 @@
                 <w:b w:val="0"/>
                 <w:sz w:val="19"/>
               </w:rPr>
-              <w:t>12:50–13:50</w:t>
+              <w:t>12:40–13:40</w:t>
             </w:r>
           </w:p>
         </w:tc>
@@ -1709,7 +1709,7 @@
                 <w:b w:val="0"/>
                 <w:sz w:val="19"/>
               </w:rPr>
-              <w:t>13:50–14:20</w:t>
+              <w:t>13:40–14:10</w:t>
             </w:r>
           </w:p>
         </w:tc>
@@ -1741,7 +1741,60 @@
                 <w:b w:val="0"/>
                 <w:sz w:val="19"/>
               </w:rPr>
-              <w:t>Lab 6 (Reporting Skill): Create, Use and Improve the Maintenance Reporting Skill</w:t>
+              <w:t>Lab 6 (Reporting Skill): Build a Maintenance Report with Two Skills</w:t>
+            </w:r>
+          </w:p>
+        </w:tc>
+      </w:tr>
+      <w:tr>
+        <w:trPr>
+          <w:cantSplit/>
+        </w:trPr>
+        <w:tc>
+          <w:tcPr>
+            <w:tcW w:type="dxa" w:w="1584"/>
+          </w:tcPr>
+          <w:p>
+            <w:r/>
+            <w:r>
+              <w:rPr>
+                <w:rFonts w:ascii="Arial" w:hAnsi="Arial"/>
+                <w:b w:val="0"/>
+                <w:sz w:val="19"/>
+              </w:rPr>
+              <w:t>14:10–14:40</w:t>
+            </w:r>
+          </w:p>
+        </w:tc>
+        <w:tc>
+          <w:tcPr>
+            <w:tcW w:type="dxa" w:w="1224"/>
+          </w:tcPr>
+          <w:p>
+            <w:r/>
+            <w:r>
+              <w:rPr>
+                <w:rFonts w:ascii="Arial" w:hAnsi="Arial"/>
+                <w:b w:val="0"/>
+                <w:sz w:val="19"/>
+              </w:rPr>
+              <w:t>30 min</w:t>
+            </w:r>
+          </w:p>
+        </w:tc>
+        <w:tc>
+          <w:tcPr>
+            <w:tcW w:type="dxa" w:w="6552"/>
+          </w:tcPr>
+          <w:p>
+            <w:r/>
+            <w:r>
+              <w:rPr>
+                <w:rFonts w:ascii="Arial" w:hAnsi="Arial"/>
+                <w:b w:val="0"/>
+                <w:sz w:val="19"/>
+              </w:rPr>
+              <w:t>Lab 7 (PowerPoint Design Skill): Create a PowerPoint Design Skill: From Plain to Professional</w:t>
             </w:r>
           </w:p>
         </w:tc>
@@ -1763,7 +1816,7 @@
                 <w:b/>
                 <w:sz w:val="19"/>
               </w:rPr>
-              <w:t>14:20–14:30</w:t>
+              <w:t>14:40–14:50</w:t>
             </w:r>
           </w:p>
         </w:tc>
@@ -1818,7 +1871,7 @@
                 <w:b w:val="0"/>
                 <w:sz w:val="19"/>
               </w:rPr>
-              <w:t>14:30–15:05</w:t>
+              <w:t>14:50–15:25</w:t>
             </w:r>
           </w:p>
         </w:tc>
@@ -1850,7 +1903,7 @@
                 <w:b w:val="0"/>
                 <w:sz w:val="19"/>
               </w:rPr>
-              <w:t>Lab 7 (Custom Dashboard Skill): Create and Apply a Custom Interactive Dashboard Skill</w:t>
+              <w:t>Lab 8 (Custom Dashboard Skill): Build an Interactive Dashboard with a Custom Skill</w:t>
             </w:r>
           </w:p>
         </w:tc>
@@ -1872,7 +1925,7 @@
                 <w:b w:val="0"/>
                 <w:sz w:val="19"/>
               </w:rPr>
-              <w:t>15:05–15:20</w:t>
+              <w:t>15:25–15:40</w:t>
             </w:r>
           </w:p>
         </w:tc>
@@ -1927,7 +1980,7 @@
                 <w:b w:val="0"/>
                 <w:sz w:val="19"/>
               </w:rPr>
-              <w:t>15:20–15:55</w:t>
+              <w:t>15:40–16:05</w:t>
             </w:r>
           </w:p>
         </w:tc>
@@ -1943,7 +1996,7 @@
                 <w:b w:val="0"/>
                 <w:sz w:val="19"/>
               </w:rPr>
-              <w:t>35 min</w:t>
+              <w:t>25 min</w:t>
             </w:r>
           </w:p>
         </w:tc>
@@ -1959,7 +2012,7 @@
                 <w:b w:val="0"/>
                 <w:sz w:val="19"/>
               </w:rPr>
-              <w:t>Lab 8 (Interactive Filters and Refresh): Test Dashboard Filters and a Data Refresh</w:t>
+              <w:t>Lab 9 (Interactive Filters and Refresh): Test Dashboard Filters and a Data Refresh</w:t>
             </w:r>
           </w:p>
         </w:tc>
@@ -1981,7 +2034,7 @@
                 <w:b/>
                 <w:sz w:val="19"/>
               </w:rPr>
-              <w:t>15:55–16:00</w:t>
+              <w:t>16:05–16:10</w:t>
             </w:r>
           </w:p>
         </w:tc>
@@ -2036,7 +2089,7 @@
                 <w:b w:val="0"/>
                 <w:sz w:val="19"/>
               </w:rPr>
-              <w:t>16:00–16:30</w:t>
+              <w:t>16:10–16:35</w:t>
             </w:r>
           </w:p>
         </w:tc>
@@ -2052,7 +2105,7 @@
                 <w:b w:val="0"/>
                 <w:sz w:val="19"/>
               </w:rPr>
-              <w:t>30 min</w:t>
+              <w:t>25 min</w:t>
             </w:r>
           </w:p>
         </w:tc>
@@ -2068,7 +2121,7 @@
                 <w:b w:val="0"/>
                 <w:sz w:val="19"/>
               </w:rPr>
-              <w:t>Lab 9 (Dashboard to presentation): Turn Dashboard Evidence into a Management Story</w:t>
+              <w:t>Lab 10 (Dashboard to presentation): Turn Dashboard Evidence into a Management Story</w:t>
             </w:r>
           </w:p>
         </w:tc>
@@ -2089,7 +2142,7 @@
                 <w:b w:val="0"/>
                 <w:sz w:val="19"/>
               </w:rPr>
-              <w:t>16:30–17:00</w:t>
+              <w:t>16:35–17:00</w:t>
             </w:r>
           </w:p>
         </w:tc>
@@ -2105,7 +2158,7 @@
                 <w:b w:val="0"/>
                 <w:sz w:val="19"/>
               </w:rPr>
-              <w:t>30 min</w:t>
+              <w:t>25 min</w:t>
             </w:r>
           </w:p>
         </w:tc>
@@ -2121,7 +2174,7 @@
                 <w:b w:val="0"/>
                 <w:sz w:val="19"/>
               </w:rPr>
-              <w:t>Lab 10 (Professional handoff): Refine and Present the Maintenance Decision Deck</w:t>
+              <w:t>Lab 11 (Professional handoff): Refine and Present the Maintenance Decision Deck</w:t>
             </w:r>
           </w:p>
         </w:tc>
@@ -2230,7 +2283,7 @@
                 <w:b w:val="0"/>
                 <w:sz w:val="19"/>
               </w:rPr>
-              <w:t>Lab 11 (Copilot Agent Builder): Build a Work-Order Agent with Agent Builder</w:t>
+              <w:t>Lab 12 (Copilot Agent Builder): Build a Work-Order Agent with Agent Builder</w:t>
             </w:r>
           </w:p>
         </w:tc>
@@ -2283,7 +2336,7 @@
                 <w:b w:val="0"/>
                 <w:sz w:val="19"/>
               </w:rPr>
-              <w:t>Lab 12 (Mini Capstone): Mini Capstone: Group Dashboard and Decision Deck</w:t>
+              <w:t>Lab 13 (Mini Capstone): Mini Capstone: Group Dashboard and Decision Deck</w:t>
             </w:r>
           </w:p>
         </w:tc>
@@ -2470,7 +2523,7 @@
                 <w:b w:val="0"/>
                 <w:sz w:val="19"/>
               </w:rPr>
-              <w:t>2 of 12 labs (17%)</w:t>
+              <w:t>2 of 13 labs (15%)</w:t>
             </w:r>
           </w:p>
         </w:tc>
@@ -2525,7 +2578,7 @@
                 <w:b w:val="0"/>
                 <w:sz w:val="19"/>
               </w:rPr>
-              <w:t>4 of 12 labs (33%)</w:t>
+              <w:t>5 of 13 labs (38%)</w:t>
             </w:r>
           </w:p>
         </w:tc>
@@ -2541,7 +2594,7 @@
                 <w:b w:val="0"/>
                 <w:sz w:val="19"/>
               </w:rPr>
-              <w:t>Lab 3, Lab 4, Lab 5, Lab 6</w:t>
+              <w:t>Lab 3, Lab 4, Lab 5, Lab 6, Lab 7</w:t>
             </w:r>
           </w:p>
         </w:tc>
@@ -2580,7 +2633,7 @@
                 <w:b w:val="0"/>
                 <w:sz w:val="19"/>
               </w:rPr>
-              <w:t>2 of 12 labs (17%)</w:t>
+              <w:t>2 of 13 labs (15%)</w:t>
             </w:r>
           </w:p>
         </w:tc>
@@ -2596,7 +2649,7 @@
                 <w:b w:val="0"/>
                 <w:sz w:val="19"/>
               </w:rPr>
-              <w:t>Lab 7, Lab 8</w:t>
+              <w:t>Lab 8, Lab 9</w:t>
             </w:r>
           </w:p>
         </w:tc>
@@ -2635,7 +2688,7 @@
                 <w:b w:val="0"/>
                 <w:sz w:val="19"/>
               </w:rPr>
-              <w:t>2 of 12 labs (17%)</w:t>
+              <w:t>2 of 13 labs (15%)</w:t>
             </w:r>
           </w:p>
         </w:tc>
@@ -2651,7 +2704,7 @@
                 <w:b w:val="0"/>
                 <w:sz w:val="19"/>
               </w:rPr>
-              <w:t>Lab 9, Lab 10</w:t>
+              <w:t>Lab 10, Lab 11</w:t>
             </w:r>
           </w:p>
         </w:tc>
@@ -2690,7 +2743,7 @@
                 <w:b w:val="0"/>
                 <w:sz w:val="19"/>
               </w:rPr>
-              <w:t>2 of 12 labs (17%)</w:t>
+              <w:t>2 of 13 labs (15%)</w:t>
             </w:r>
           </w:p>
         </w:tc>
@@ -2706,7 +2759,7 @@
                 <w:b w:val="0"/>
                 <w:sz w:val="19"/>
               </w:rPr>
-              <w:t>Lab 11, Lab 12</w:t>
+              <w:t>Lab 12, Lab 13</w:t>
             </w:r>
           </w:p>
         </w:tc>
